--- a/outputs/word_tables/Table2_cutoffs.docx
+++ b/outputs/word_tables/Table2_cutoffs.docx
@@ -37,9 +37,6 @@
             <w:shd w:val="clear" w:color="auto" w:fill="D9E2F3"/>
           </w:tcPr>
           <w:p>
-            <w:pPr>
-              <w:jc w:val="center"/>
-            </w:pPr>
             <w:r/>
             <w:r>
               <w:rPr>
@@ -147,7 +144,7 @@
                 <w:b/>
                 <w:sz w:val="20"/>
               </w:rPr>
-              <w:t>Cohen's κ</w:t>
+              <w:t>Cohen’s κ</w:t>
             </w:r>
           </w:p>
         </w:tc>
@@ -841,7 +838,7 @@
           <w:i/>
           <w:sz w:val="18"/>
         </w:rPr>
-        <w:t>Performance of candidate FBI total cut-offs against the consensus reference standard (n = 345, behavioural-impairment prevalence 24.6%). PPV, positive predictive value; NPV, negative predictive value. The proposed ALS cut-off is Youden-optimal; FBI ≥ 25 is the legacy bvFTD-derived threshold, shown for comparison.</w:t>
+        <w:t>Performance of candidate FBI total cut-offs against the consensus reference standard (n = 345, behavioural-impairment prevalence 24.6%). PPV, positive predictive value; NPV, negative predictive value. The proposed ALS cut-off is Youden-optimal; FBI ≥ 25 is the legacy bvFTD-derived threshold, shown for comparison.</w:t>
       </w:r>
     </w:p>
     <w:sectPr>
